--- a/1. Общие требования.docx
+++ b/1. Общие требования.docx
@@ -1,6 +1,6 @@
 
 <file path=word/document.xml><?xml version="1.0" encoding="utf-8"?>
-<w:document xmlns:wpc="http://schemas.microsoft.com/office/word/2010/wordprocessingCanvas" xmlns:cx="http://schemas.microsoft.com/office/drawing/2014/chartex" xmlns:cx1="http://schemas.microsoft.com/office/drawing/2015/9/8/chartex" xmlns:cx2="http://schemas.microsoft.com/office/drawing/2015/10/21/chartex" xmlns:cx3="http://schemas.microsoft.com/office/drawing/2016/5/9/chartex" xmlns:cx4="http://schemas.microsoft.com/office/drawing/2016/5/10/chartex" xmlns:cx5="http://schemas.microsoft.com/office/drawing/2016/5/11/chartex" xmlns:cx6="http://schemas.microsoft.com/office/drawing/2016/5/12/chartex" xmlns:cx7="http://schemas.microsoft.com/office/drawing/2016/5/13/chartex" xmlns:cx8="http://schemas.microsoft.com/office/drawing/2016/5/14/chartex" xmlns:mc="http://schemas.openxmlformats.org/markup-compatibility/2006" xmlns:aink="http://schemas.microsoft.com/office/drawing/2016/ink" xmlns:am3d="http://schemas.microsoft.com/office/drawing/2017/model3d" xmlns:o="urn:schemas-microsoft-com:office:office" xmlns:oel="http://schemas.microsoft.com/office/2019/extlst" xmlns:r="http://schemas.openxmlformats.org/officeDocument/2006/relationships" xmlns:m="http://schemas.openxmlformats.org/officeDocument/2006/math" xmlns:v="urn:schemas-microsoft-com:vml" xmlns:wp14="http://schemas.microsoft.com/office/word/2010/wordprocessingDrawing" xmlns:wp="http://schemas.openxmlformats.org/drawingml/2006/wordprocessingDrawing" xmlns:w10="urn:schemas-microsoft-com:office:word" xmlns:w="http://schemas.openxmlformats.org/wordprocessingml/2006/main" xmlns:w14="http://schemas.microsoft.com/office/word/2010/wordml" xmlns:w15="http://schemas.microsoft.com/office/word/2012/wordml" xmlns:w16cex="http://schemas.microsoft.com/office/word/2018/wordml/cex" xmlns:w16cid="http://schemas.microsoft.com/office/word/2016/wordml/cid" xmlns:w16="http://schemas.microsoft.com/office/word/2018/wordml" xmlns:w16du="http://schemas.microsoft.com/office/word/2023/wordml/word16du" xmlns:w16sdtdh="http://schemas.microsoft.com/office/word/2020/wordml/sdtdatahash" xmlns:w16sdtfl="http://schemas.microsoft.com/office/word/2024/wordml/sdtformatlock" xmlns:w16se="http://schemas.microsoft.com/office/word/2015/wordml/symex" xmlns:wpg="http://schemas.microsoft.com/office/word/2010/wordprocessingGroup" xmlns:wpi="http://schemas.microsoft.com/office/word/2010/wordprocessingInk" xmlns:wne="http://schemas.microsoft.com/office/word/2006/wordml" xmlns:wps="http://schemas.microsoft.com/office/word/2010/wordprocessingShape" mc:Ignorable="w14 w15 w16se w16cid w16 w16cex w16sdtdh w16sdtfl w16du wp14">
+<w:document xmlns:wpc="http://schemas.microsoft.com/office/word/2010/wordprocessingCanvas" xmlns:cx="http://schemas.microsoft.com/office/drawing/2014/chartex" xmlns:cx1="http://schemas.microsoft.com/office/drawing/2015/9/8/chartex" xmlns:cx2="http://schemas.microsoft.com/office/drawing/2015/10/21/chartex" xmlns:cx3="http://schemas.microsoft.com/office/drawing/2016/5/9/chartex" xmlns:cx4="http://schemas.microsoft.com/office/drawing/2016/5/10/chartex" xmlns:cx5="http://schemas.microsoft.com/office/drawing/2016/5/11/chartex" xmlns:cx6="http://schemas.microsoft.com/office/drawing/2016/5/12/chartex" xmlns:cx7="http://schemas.microsoft.com/office/drawing/2016/5/13/chartex" xmlns:cx8="http://schemas.microsoft.com/office/drawing/2016/5/14/chartex" xmlns:mc="http://schemas.openxmlformats.org/markup-compatibility/2006" xmlns:aink="http://schemas.microsoft.com/office/drawing/2016/ink" xmlns:am3d="http://schemas.microsoft.com/office/drawing/2017/model3d" xmlns:o="urn:schemas-microsoft-com:office:office" xmlns:r="http://schemas.openxmlformats.org/officeDocument/2006/relationships" xmlns:m="http://schemas.openxmlformats.org/officeDocument/2006/math" xmlns:v="urn:schemas-microsoft-com:vml" xmlns:wp14="http://schemas.microsoft.com/office/word/2010/wordprocessingDrawing" xmlns:wp="http://schemas.openxmlformats.org/drawingml/2006/wordprocessingDrawing" xmlns:w10="urn:schemas-microsoft-com:office:word" xmlns:w="http://schemas.openxmlformats.org/wordprocessingml/2006/main" xmlns:w14="http://schemas.microsoft.com/office/word/2010/wordml" xmlns:w15="http://schemas.microsoft.com/office/word/2012/wordml" xmlns:w16cex="http://schemas.microsoft.com/office/word/2018/wordml/cex" xmlns:w16cid="http://schemas.microsoft.com/office/word/2016/wordml/cid" xmlns:w16="http://schemas.microsoft.com/office/word/2018/wordml" xmlns:w16sdtdh="http://schemas.microsoft.com/office/word/2020/wordml/sdtdatahash" xmlns:w16se="http://schemas.microsoft.com/office/word/2015/wordml/symex" xmlns:wpg="http://schemas.microsoft.com/office/word/2010/wordprocessingGroup" xmlns:wpi="http://schemas.microsoft.com/office/word/2010/wordprocessingInk" xmlns:wne="http://schemas.microsoft.com/office/word/2006/wordml" xmlns:wps="http://schemas.microsoft.com/office/word/2010/wordprocessingShape" mc:Ignorable="w14 w15 w16se w16cid w16 w16cex w16sdtdh wp14">
   <w:body>
     <w:p>
       <w:pPr>
@@ -390,23 +390,35 @@
           <w:sz w:val="28"/>
           <w:szCs w:val="28"/>
         </w:rPr>
-        <w:t>Принят</w:t>
-      </w:r>
-      <w:proofErr w:type="gramStart"/>
-      <w:r>
-        <w:rPr>
-          <w:sz w:val="28"/>
-          <w:szCs w:val="28"/>
-        </w:rPr>
-        <w:t>, Готовится</w:t>
-      </w:r>
-      <w:proofErr w:type="gramEnd"/>
-      <w:r>
-        <w:rPr>
-          <w:sz w:val="28"/>
-          <w:szCs w:val="28"/>
-        </w:rPr>
-        <w:t>, В пути, Доставлен) с фиксацией времени.</w:t>
+        <w:t>Принят, Готовится,</w:t>
+      </w:r>
+      <w:r>
+        <w:rPr>
+          <w:sz w:val="28"/>
+          <w:szCs w:val="28"/>
+        </w:rPr>
+        <w:t xml:space="preserve"> Готов,</w:t>
+      </w:r>
+      <w:r>
+        <w:rPr>
+          <w:sz w:val="28"/>
+          <w:szCs w:val="28"/>
+        </w:rPr>
+        <w:t xml:space="preserve"> В пути, Доставлен</w:t>
+      </w:r>
+      <w:r>
+        <w:rPr>
+          <w:sz w:val="28"/>
+          <w:szCs w:val="28"/>
+        </w:rPr>
+        <w:t>, Отменен</w:t>
+      </w:r>
+      <w:r>
+        <w:rPr>
+          <w:sz w:val="28"/>
+          <w:szCs w:val="28"/>
+        </w:rPr>
+        <w:t>) с фиксацией времени.</w:t>
       </w:r>
     </w:p>
     <w:p>
@@ -545,14 +557,14 @@
           <w:sz w:val="28"/>
           <w:szCs w:val="28"/>
         </w:rPr>
-        <w:t xml:space="preserve"> система должна работать 99</w:t>
-      </w:r>
-      <w:r>
-        <w:rPr>
-          <w:sz w:val="28"/>
-          <w:szCs w:val="28"/>
-        </w:rPr>
-        <w:t>.99</w:t>
+        <w:t xml:space="preserve"> система должна работать 9</w:t>
+      </w:r>
+      <w:r>
+        <w:rPr>
+          <w:sz w:val="28"/>
+          <w:szCs w:val="28"/>
+        </w:rPr>
+        <w:t>5</w:t>
       </w:r>
       <w:r>
         <w:rPr>
@@ -704,6 +716,7 @@
           <w:lang w:val="en-US"/>
         </w:rPr>
       </w:pPr>
+      <w:bookmarkStart w:id="0" w:name="_Hlk241877452"/>
       <w:r>
         <w:rPr>
           <w:b/>
@@ -1067,6 +1080,7 @@
         <w:t>G для курьеров) со скоростью не менее 10 Мбит/с.</w:t>
       </w:r>
     </w:p>
+    <w:bookmarkEnd w:id="0"/>
     <w:p>
       <w:pPr>
         <w:pStyle w:val="a4"/>
@@ -1090,7 +1104,7 @@
 </file>
 
 <file path=word/numbering.xml><?xml version="1.0" encoding="utf-8"?>
-<w:numbering xmlns:wpc="http://schemas.microsoft.com/office/word/2010/wordprocessingCanvas" xmlns:cx="http://schemas.microsoft.com/office/drawing/2014/chartex" xmlns:cx1="http://schemas.microsoft.com/office/drawing/2015/9/8/chartex" xmlns:cx2="http://schemas.microsoft.com/office/drawing/2015/10/21/chartex" xmlns:cx3="http://schemas.microsoft.com/office/drawing/2016/5/9/chartex" xmlns:cx4="http://schemas.microsoft.com/office/drawing/2016/5/10/chartex" xmlns:cx5="http://schemas.microsoft.com/office/drawing/2016/5/11/chartex" xmlns:cx6="http://schemas.microsoft.com/office/drawing/2016/5/12/chartex" xmlns:cx7="http://schemas.microsoft.com/office/drawing/2016/5/13/chartex" xmlns:cx8="http://schemas.microsoft.com/office/drawing/2016/5/14/chartex" xmlns:mc="http://schemas.openxmlformats.org/markup-compatibility/2006" xmlns:aink="http://schemas.microsoft.com/office/drawing/2016/ink" xmlns:am3d="http://schemas.microsoft.com/office/drawing/2017/model3d" xmlns:o="urn:schemas-microsoft-com:office:office" xmlns:oel="http://schemas.microsoft.com/office/2019/extlst" xmlns:r="http://schemas.openxmlformats.org/officeDocument/2006/relationships" xmlns:m="http://schemas.openxmlformats.org/officeDocument/2006/math" xmlns:v="urn:schemas-microsoft-com:vml" xmlns:wp14="http://schemas.microsoft.com/office/word/2010/wordprocessingDrawing" xmlns:wp="http://schemas.openxmlformats.org/drawingml/2006/wordprocessingDrawing" xmlns:w10="urn:schemas-microsoft-com:office:word" xmlns:w="http://schemas.openxmlformats.org/wordprocessingml/2006/main" xmlns:w14="http://schemas.microsoft.com/office/word/2010/wordml" xmlns:w15="http://schemas.microsoft.com/office/word/2012/wordml" xmlns:w16cex="http://schemas.microsoft.com/office/word/2018/wordml/cex" xmlns:w16cid="http://schemas.microsoft.com/office/word/2016/wordml/cid" xmlns:w16="http://schemas.microsoft.com/office/word/2018/wordml" xmlns:w16du="http://schemas.microsoft.com/office/word/2023/wordml/word16du" xmlns:w16sdtdh="http://schemas.microsoft.com/office/word/2020/wordml/sdtdatahash" xmlns:w16sdtfl="http://schemas.microsoft.com/office/word/2024/wordml/sdtformatlock" xmlns:w16se="http://schemas.microsoft.com/office/word/2015/wordml/symex" xmlns:wpg="http://schemas.microsoft.com/office/word/2010/wordprocessingGroup" xmlns:wpi="http://schemas.microsoft.com/office/word/2010/wordprocessingInk" xmlns:wne="http://schemas.microsoft.com/office/word/2006/wordml" xmlns:wps="http://schemas.microsoft.com/office/word/2010/wordprocessingShape" mc:Ignorable="w14 w15 w16se w16cid w16 w16cex w16sdtdh w16sdtfl w16du wp14">
+<w:numbering xmlns:wpc="http://schemas.microsoft.com/office/word/2010/wordprocessingCanvas" xmlns:cx="http://schemas.microsoft.com/office/drawing/2014/chartex" xmlns:cx1="http://schemas.microsoft.com/office/drawing/2015/9/8/chartex" xmlns:cx2="http://schemas.microsoft.com/office/drawing/2015/10/21/chartex" xmlns:cx3="http://schemas.microsoft.com/office/drawing/2016/5/9/chartex" xmlns:cx4="http://schemas.microsoft.com/office/drawing/2016/5/10/chartex" xmlns:cx5="http://schemas.microsoft.com/office/drawing/2016/5/11/chartex" xmlns:cx6="http://schemas.microsoft.com/office/drawing/2016/5/12/chartex" xmlns:cx7="http://schemas.microsoft.com/office/drawing/2016/5/13/chartex" xmlns:cx8="http://schemas.microsoft.com/office/drawing/2016/5/14/chartex" xmlns:mc="http://schemas.openxmlformats.org/markup-compatibility/2006" xmlns:aink="http://schemas.microsoft.com/office/drawing/2016/ink" xmlns:am3d="http://schemas.microsoft.com/office/drawing/2017/model3d" xmlns:o="urn:schemas-microsoft-com:office:office" xmlns:r="http://schemas.openxmlformats.org/officeDocument/2006/relationships" xmlns:m="http://schemas.openxmlformats.org/officeDocument/2006/math" xmlns:v="urn:schemas-microsoft-com:vml" xmlns:wp14="http://schemas.microsoft.com/office/word/2010/wordprocessingDrawing" xmlns:wp="http://schemas.openxmlformats.org/drawingml/2006/wordprocessingDrawing" xmlns:w10="urn:schemas-microsoft-com:office:word" xmlns:w="http://schemas.openxmlformats.org/wordprocessingml/2006/main" xmlns:w14="http://schemas.microsoft.com/office/word/2010/wordml" xmlns:w15="http://schemas.microsoft.com/office/word/2012/wordml" xmlns:w16cex="http://schemas.microsoft.com/office/word/2018/wordml/cex" xmlns:w16cid="http://schemas.microsoft.com/office/word/2016/wordml/cid" xmlns:w16="http://schemas.microsoft.com/office/word/2018/wordml" xmlns:w16sdtdh="http://schemas.microsoft.com/office/word/2020/wordml/sdtdatahash" xmlns:w16se="http://schemas.microsoft.com/office/word/2015/wordml/symex" xmlns:wpg="http://schemas.microsoft.com/office/word/2010/wordprocessingGroup" xmlns:wpi="http://schemas.microsoft.com/office/word/2010/wordprocessingInk" xmlns:wne="http://schemas.microsoft.com/office/word/2006/wordml" xmlns:wps="http://schemas.microsoft.com/office/word/2010/wordprocessingShape" mc:Ignorable="w14 w15 w16se w16cid w16 w16cex w16sdtdh wp14">
   <w:abstractNum w:abstractNumId="0" w15:restartNumberingAfterBreak="0">
     <w:nsid w:val="03063A15"/>
     <w:multiLevelType w:val="hybridMultilevel"/>
@@ -4429,31 +4443,31 @@
       <w:lvlJc w:val="left"/>
     </w:lvl>
   </w:abstractNum>
-  <w:num w:numId="1" w16cid:durableId="1837110864">
+  <w:num w:numId="1">
     <w:abstractNumId w:val="7"/>
     <w:lvlOverride w:ilvl="0">
       <w:startOverride w:val="1"/>
     </w:lvlOverride>
   </w:num>
-  <w:num w:numId="2" w16cid:durableId="991132341">
+  <w:num w:numId="2">
     <w:abstractNumId w:val="44"/>
     <w:lvlOverride w:ilvl="0">
       <w:startOverride w:val="1"/>
     </w:lvlOverride>
   </w:num>
-  <w:num w:numId="3" w16cid:durableId="420026652">
+  <w:num w:numId="3">
     <w:abstractNumId w:val="40"/>
     <w:lvlOverride w:ilvl="0">
       <w:startOverride w:val="1"/>
     </w:lvlOverride>
   </w:num>
-  <w:num w:numId="4" w16cid:durableId="889339099">
+  <w:num w:numId="4">
     <w:abstractNumId w:val="22"/>
     <w:lvlOverride w:ilvl="0">
       <w:startOverride w:val="1"/>
     </w:lvlOverride>
   </w:num>
-  <w:num w:numId="5" w16cid:durableId="1714303067">
+  <w:num w:numId="5">
     <w:abstractNumId w:val="47"/>
     <w:lvlOverride w:ilvl="0">
       <w:startOverride w:val="1"/>
@@ -4463,7 +4477,7 @@
 </file>
 
 <file path=word/styles.xml><?xml version="1.0" encoding="utf-8"?>
-<w:styles xmlns:mc="http://schemas.openxmlformats.org/markup-compatibility/2006" xmlns:r="http://schemas.openxmlformats.org/officeDocument/2006/relationships" xmlns:w="http://schemas.openxmlformats.org/wordprocessingml/2006/main" xmlns:w14="http://schemas.microsoft.com/office/word/2010/wordml" xmlns:w15="http://schemas.microsoft.com/office/word/2012/wordml" xmlns:w16cex="http://schemas.microsoft.com/office/word/2018/wordml/cex" xmlns:w16cid="http://schemas.microsoft.com/office/word/2016/wordml/cid" xmlns:w16="http://schemas.microsoft.com/office/word/2018/wordml" xmlns:w16du="http://schemas.microsoft.com/office/word/2023/wordml/word16du" xmlns:w16sdtdh="http://schemas.microsoft.com/office/word/2020/wordml/sdtdatahash" xmlns:w16sdtfl="http://schemas.microsoft.com/office/word/2024/wordml/sdtformatlock" xmlns:w16se="http://schemas.microsoft.com/office/word/2015/wordml/symex" mc:Ignorable="w14 w15 w16se w16cid w16 w16cex w16sdtdh w16sdtfl w16du">
+<w:styles xmlns:mc="http://schemas.openxmlformats.org/markup-compatibility/2006" xmlns:r="http://schemas.openxmlformats.org/officeDocument/2006/relationships" xmlns:w="http://schemas.openxmlformats.org/wordprocessingml/2006/main" xmlns:w14="http://schemas.microsoft.com/office/word/2010/wordml" xmlns:w15="http://schemas.microsoft.com/office/word/2012/wordml" xmlns:w16cex="http://schemas.microsoft.com/office/word/2018/wordml/cex" xmlns:w16cid="http://schemas.microsoft.com/office/word/2016/wordml/cid" xmlns:w16="http://schemas.microsoft.com/office/word/2018/wordml" xmlns:w16sdtdh="http://schemas.microsoft.com/office/word/2020/wordml/sdtdatahash" xmlns:w16se="http://schemas.microsoft.com/office/word/2015/wordml/symex" mc:Ignorable="w14 w15 w16se w16cid w16 w16cex w16sdtdh">
   <w:docDefaults>
     <w:rPrDefault>
       <w:rPr>
@@ -4944,6 +4958,7 @@
   <w:style w:type="character" w:default="1" w:styleId="a0">
     <w:name w:val="Default Paragraph Font"/>
     <w:uiPriority w:val="1"/>
+    <w:semiHidden/>
     <w:unhideWhenUsed/>
   </w:style>
   <w:style w:type="table" w:default="1" w:styleId="a1">
